--- a/chapters/word_output/CH-012_Casos_Clinicos.docx
+++ b/chapters/word_output/CH-012_Casos_Clinicos.docx
@@ -20,7 +20,7 @@
           <w:szCs w:val="36"/>
           <w:rFonts w:ascii="Times New Roman" w:cs="Times New Roman" w:eastAsia="Times New Roman" w:hAnsi="Times New Roman"/>
         </w:rPr>
-        <w:t xml:space="preserve">Capítulo 11 — Casos Clínicos Comentados: O Sistema Vetorial na Prática</w:t>
+        <w:t xml:space="preserve">Capítulo 12 — Casos Clínicos Comentados: O Sistema Vetorial na Prática</w:t>
       </w:r>
     </w:p>
     <w:p>
@@ -67,7 +67,7 @@
           <w:szCs w:val="18"/>
           <w:rFonts w:ascii="Courier New" w:cs="Courier New" w:eastAsia="Courier New" w:hAnsi="Courier New"/>
         </w:rPr>
-        <w:t xml:space="preserve">chapter_id: CH-011</w:t>
+        <w:t xml:space="preserve">chapter_id: CH-012</w:t>
       </w:r>
     </w:p>
     <w:p>
@@ -169,6 +169,66 @@
           <w:bottom w:val="single" w:color="1B365D" w:sz="6"/>
         </w:pBdr>
         <w:spacing w:before="226" w:after="226"/>
+      </w:pPr>
+    </w:p>
+    <w:p>
+      <w:pPr>
+        <w:pBdr>
+          <w:left w:val="single" w:color="2E5FAB" w:sz="16" w:space="4"/>
+        </w:pBdr>
+        <w:shd w:fill="EEF4FF" w:val="clear"/>
+        <w:spacing w:line="260" w:before="170" w:after="170"/>
+        <w:ind w:left="566" w:right="566"/>
+      </w:pPr>
+      <w:r>
+        <w:rPr>
+          <w:i/>
+          <w:iCs/>
+          <w:color w:val="4A4A4A"/>
+          <w:sz w:val="21"/>
+          <w:szCs w:val="21"/>
+        </w:rPr>
+      </w:r>
+      <w:r>
+        <w:rPr>
+          <w:i/>
+          <w:iCs/>
+          <w:color w:val="4A4A4A"/>
+          <w:sz w:val="21"/>
+          <w:szCs w:val="21"/>
+        </w:rPr>
+      </w:r>
+      <w:r>
+        <w:rPr>
+          <w:i/>
+          <w:iCs/>
+          <w:color w:val="4A4A4A"/>
+          <w:sz w:val="21"/>
+          <w:szCs w:val="21"/>
+        </w:rPr>
+      </w:r>
+      <w:r>
+        <w:rPr>
+          <w:i/>
+          <w:iCs/>
+          <w:color w:val="4A4A4A"/>
+          <w:sz w:val="21"/>
+          <w:szCs w:val="21"/>
+        </w:rPr>
+      </w:r>
+      <w:r>
+        <w:rPr>
+          <w:i/>
+          <w:iCs/>
+          <w:color w:val="4A4A4A"/>
+          <w:sz w:val="21"/>
+          <w:szCs w:val="21"/>
+        </w:rPr>
+      </w:r>
+    </w:p>
+    <w:p>
+      <w:pPr>
+        <w:spacing w:before="0" w:after="113"/>
       </w:pPr>
     </w:p>
     <w:p>
@@ -8196,7 +8256,7 @@
         <w:smallCaps/>
         <w:rFonts w:ascii="Times New Roman" w:cs="Times New Roman" w:eastAsia="Times New Roman" w:hAnsi="Times New Roman"/>
       </w:rPr>
-      <w:t xml:space="preserve">Capítulo 11 — Casos Clínicos Comentados: O Sistema Vetorial </w:t>
+      <w:t xml:space="preserve">Capítulo 12 — Casos Clínicos Comentados: O Sistema Vetorial </w:t>
     </w:r>
   </w:p>
 </w:hdr>

--- a/chapters/word_output/CH-012_Casos_Clinicos.docx
+++ b/chapters/word_output/CH-012_Casos_Clinicos.docx
@@ -7283,7 +7283,7 @@
       <w:r>
         <w:drawing>
           <wp:inline distT="0" distB="0" distL="0" distR="0">
-            <wp:extent cx="3600450" cy="3600450"/>
+            <wp:extent cx="5038725" cy="3600450"/>
             <wp:effectExtent t="0" r="0" b="0" l="0"/>
             <wp:docPr id="1" name="" descr="" title=""/>
             <wp:cNvGraphicFramePr>
@@ -7308,7 +7308,7 @@
                   <pic:spPr bwMode="auto">
                     <a:xfrm>
                       <a:off x="0" y="0"/>
-                      <a:ext cx="3600450" cy="3600450"/>
+                      <a:ext cx="5038725" cy="3600450"/>
                     </a:xfrm>
                     <a:prstGeom prst="rect">
                       <a:avLst/>

--- a/chapters/word_output/CH-012_Casos_Clinicos.docx
+++ b/chapters/word_output/CH-012_Casos_Clinicos.docx
@@ -551,7 +551,7 @@
           <w:insideH w:val="single" w:color="auto" w:sz="4"/>
           <w:insideV w:val="single" w:color="auto" w:sz="4"/>
         </w:tblBorders>
-        <w:tblLayout w:type="fixed"/>
+        <w:tblLayout w:type="autofit"/>
       </w:tblPr>
       <w:tblGrid>
         <w:gridCol w:w="100"/>
@@ -1194,7 +1194,7 @@
           <w:insideH w:val="single" w:color="auto" w:sz="4"/>
           <w:insideV w:val="single" w:color="auto" w:sz="4"/>
         </w:tblBorders>
-        <w:tblLayout w:type="fixed"/>
+        <w:tblLayout w:type="autofit"/>
       </w:tblPr>
       <w:tblGrid>
         <w:gridCol w:w="100"/>
@@ -1817,7 +1817,7 @@
           <w:insideH w:val="single" w:color="auto" w:sz="4"/>
           <w:insideV w:val="single" w:color="auto" w:sz="4"/>
         </w:tblBorders>
-        <w:tblLayout w:type="fixed"/>
+        <w:tblLayout w:type="autofit"/>
       </w:tblPr>
       <w:tblGrid>
         <w:gridCol w:w="100"/>
@@ -2594,7 +2594,7 @@
           <w:insideH w:val="single" w:color="auto" w:sz="4"/>
           <w:insideV w:val="single" w:color="auto" w:sz="4"/>
         </w:tblBorders>
-        <w:tblLayout w:type="fixed"/>
+        <w:tblLayout w:type="autofit"/>
       </w:tblPr>
       <w:tblGrid>
         <w:gridCol w:w="100"/>
@@ -3217,7 +3217,7 @@
           <w:insideH w:val="single" w:color="auto" w:sz="4"/>
           <w:insideV w:val="single" w:color="auto" w:sz="4"/>
         </w:tblBorders>
-        <w:tblLayout w:type="fixed"/>
+        <w:tblLayout w:type="autofit"/>
       </w:tblPr>
       <w:tblGrid>
         <w:gridCol w:w="100"/>
@@ -3994,7 +3994,7 @@
           <w:insideH w:val="single" w:color="auto" w:sz="4"/>
           <w:insideV w:val="single" w:color="auto" w:sz="4"/>
         </w:tblBorders>
-        <w:tblLayout w:type="fixed"/>
+        <w:tblLayout w:type="autofit"/>
       </w:tblPr>
       <w:tblGrid>
         <w:gridCol w:w="100"/>
@@ -4617,7 +4617,7 @@
           <w:insideH w:val="single" w:color="auto" w:sz="4"/>
           <w:insideV w:val="single" w:color="auto" w:sz="4"/>
         </w:tblBorders>
-        <w:tblLayout w:type="fixed"/>
+        <w:tblLayout w:type="autofit"/>
       </w:tblPr>
       <w:tblGrid>
         <w:gridCol w:w="100"/>
@@ -5394,7 +5394,7 @@
           <w:insideH w:val="single" w:color="auto" w:sz="4"/>
           <w:insideV w:val="single" w:color="auto" w:sz="4"/>
         </w:tblBorders>
-        <w:tblLayout w:type="fixed"/>
+        <w:tblLayout w:type="autofit"/>
       </w:tblPr>
       <w:tblGrid>
         <w:gridCol w:w="100"/>
@@ -5740,7 +5740,7 @@
           <w:insideH w:val="single" w:color="auto" w:sz="4"/>
           <w:insideV w:val="single" w:color="auto" w:sz="4"/>
         </w:tblBorders>
-        <w:tblLayout w:type="fixed"/>
+        <w:tblLayout w:type="autofit"/>
       </w:tblPr>
       <w:tblGrid>
         <w:gridCol w:w="100"/>
@@ -6417,7 +6417,7 @@
           <w:insideH w:val="single" w:color="auto" w:sz="4"/>
           <w:insideV w:val="single" w:color="auto" w:sz="4"/>
         </w:tblBorders>
-        <w:tblLayout w:type="fixed"/>
+        <w:tblLayout w:type="autofit"/>
       </w:tblPr>
       <w:tblGrid>
         <w:gridCol w:w="100"/>
@@ -7368,7 +7368,7 @@
           <w:insideH w:val="single" w:color="auto" w:sz="4"/>
           <w:insideV w:val="single" w:color="auto" w:sz="4"/>
         </w:tblBorders>
-        <w:tblLayout w:type="fixed"/>
+        <w:tblLayout w:type="autofit"/>
       </w:tblPr>
       <w:tblGrid>
         <w:gridCol w:w="100"/>
